--- a/EXPORTS/DOCX/published/niveau3/Dutch/UniversityMus.docx
+++ b/EXPORTS/DOCX/published/niveau3/Dutch/UniversityMus.docx
@@ -500,24 +500,7 @@
           <w:color w:val="000000"/>
           <w:sz w:val="24"/>
         </w:rPr>
-        <w:t>Volkenkundig Museum en het voor</w:t>
-      </w:r>
-      <w:r>
-        <w:rPr>
-          <w:rFonts w:ascii="Charis SIL Italic" w:hAnsi="Charis SIL Italic" w:eastAsia="Charis SIL Italic"/>
-          <w:b w:val="0"/>
-          <w:i w:val="0"/>
-          <w:color w:val="000000"/>
-          <w:sz w:val="24"/>
-        </w:rPr>
-        <w:hyperlink r:id="rId10" w:history="1">
-          <w:r>
-            <w:rPr>
-              <w:rStyle w:val="Hyperlink"/>
-            </w:rPr>
-            <w:t xml:space="preserve">malig </w:t>
-          </w:r>
-        </w:hyperlink>
+        <w:t xml:space="preserve">Volkenkundig Museum en het voormalig </w:t>
       </w:r>
       <w:r>
         <w:rPr>
@@ -564,7 +547,7 @@
           <w:sz w:val="24"/>
           <w:u w:val="single"/>
         </w:rPr>
-        <w:hyperlink r:id="rId11" w:history="1">
+        <w:hyperlink r:id="rId10" w:history="1">
           <w:r>
             <w:rPr>
               <w:rStyle w:val="Hyperlink"/>
@@ -593,7 +576,7 @@
           <w:sz w:val="24"/>
           <w:u w:val="single"/>
         </w:rPr>
-        <w:hyperlink r:id="rId11" w:history="1">
+        <w:hyperlink r:id="rId10" w:history="1">
           <w:r>
             <w:rPr>
               <w:rStyle w:val="Hyperlink"/>
@@ -611,7 +594,7 @@
           <w:sz w:val="24"/>
           <w:u w:val="single"/>
         </w:rPr>
-        <w:hyperlink r:id="rId11" w:history="1">
+        <w:hyperlink r:id="rId10" w:history="1">
           <w:r>
             <w:rPr>
               <w:rStyle w:val="Hyperlink"/>
@@ -1437,14 +1420,7 @@
           <w:color w:val="000000"/>
           <w:sz w:val="24"/>
         </w:rPr>
-        <w:hyperlink r:id="rId13" w:history="1">
-          <w:r>
-            <w:rPr>
-              <w:rStyle w:val="Hyperlink"/>
-            </w:rPr>
-            <w:t>. Veel va</w:t>
-          </w:r>
-        </w:hyperlink>
+        <w:t>. Veel va</w:t>
       </w:r>
       <w:r>
         <w:rPr>
@@ -2272,7 +2248,7 @@
           <w:sz w:val="24"/>
           <w:u w:val="single"/>
         </w:rPr>
-        <w:hyperlink r:id="rId20" w:history="1">
+        <w:hyperlink r:id="rId17" w:history="1">
           <w:r>
             <w:rPr>
               <w:rStyle w:val="Hyperlink"/>
@@ -3851,6 +3827,7 @@
           <w:i w:val="0"/>
           <w:color w:val="0000FF"/>
           <w:sz w:val="24"/>
+          <w:u w:val="single"/>
         </w:rPr>
         <w:t>han</w:t>
       </w:r>
@@ -3874,32 +3851,13 @@
       </w:r>
       <w:r>
         <w:rPr>
-          <w:u w:val="single" w:color="0000ff"/>
           <w:rFonts w:ascii="Charis SIL Italic" w:hAnsi="Charis SIL Italic" w:eastAsia="Charis SIL Italic"/>
           <w:b w:val="0"/>
           <w:i w:val="0"/>
           <w:color w:val="000000"/>
           <w:sz w:val="24"/>
         </w:rPr>
-        <w:hyperlink r:id="rId29" w:history="1">
-          <w:r>
-            <w:rPr>
-              <w:rStyle w:val="Hyperlink"/>
-            </w:rPr>
-            <w:t>,</w:t>
-          </w:r>
-        </w:hyperlink>
-      </w:r>
-      <w:r>
-        <w:rPr>
-          <w:u w:val="single" w:color="0000ff"/>
-          <w:rFonts w:ascii="Charis SIL Italic" w:hAnsi="Charis SIL Italic" w:eastAsia="Charis SIL Italic"/>
-          <w:b w:val="0"/>
-          <w:i w:val="0"/>
-          <w:color w:val="000000"/>
-          <w:sz w:val="24"/>
-        </w:rPr>
-        <w:t xml:space="preserve"> </w:t>
+        <w:t xml:space="preserve">, </w:t>
       </w:r>
       <w:r>
         <w:rPr>
@@ -4161,6 +4119,16 @@
       </w:r>
       <w:r>
         <w:rPr>
+          <w:rFonts w:ascii="Charis SIL Italic" w:hAnsi="Charis SIL Italic" w:eastAsia="Charis SIL Italic"/>
+          <w:b w:val="0"/>
+          <w:i w:val="0"/>
+          <w:color w:val="000000"/>
+          <w:sz w:val="24"/>
+        </w:rPr>
+        <w:t>Binnen deze collecties is relevant materiaal te vinden voor onderzo</w:t>
+      </w:r>
+      <w:r>
+        <w:rPr>
           <w:u w:val="single" w:color="0000ff"/>
           <w:rFonts w:ascii="Charis SIL Italic" w:hAnsi="Charis SIL Italic" w:eastAsia="Charis SIL Italic"/>
           <w:b w:val="0"/>
@@ -4168,227 +4136,7 @@
           <w:color w:val="000000"/>
           <w:sz w:val="24"/>
         </w:rPr>
-        <w:hyperlink r:id="rId33" w:history="1">
-          <w:r>
-            <w:rPr>
-              <w:rStyle w:val="Hyperlink"/>
-            </w:rPr>
-            <w:t>Binnen deze c</w:t>
-          </w:r>
-        </w:hyperlink>
-      </w:r>
-      <w:r>
-        <w:rPr>
-          <w:rFonts w:ascii="Charis SIL Italic" w:hAnsi="Charis SIL Italic" w:eastAsia="Charis SIL Italic"/>
-          <w:b w:val="0"/>
-          <w:i w:val="0"/>
-          <w:color w:val="000000"/>
-          <w:sz w:val="24"/>
-        </w:rPr>
-        <w:t>o</w:t>
-      </w:r>
-      <w:r>
-        <w:rPr>
-          <w:u w:val="single" w:color="0000ff"/>
-          <w:rFonts w:ascii="Charis SIL Italic" w:hAnsi="Charis SIL Italic" w:eastAsia="Charis SIL Italic"/>
-          <w:b w:val="0"/>
-          <w:i w:val="0"/>
-          <w:color w:val="000000"/>
-          <w:sz w:val="24"/>
-        </w:rPr>
-        <w:hyperlink r:id="rId30" w:history="1">
-          <w:r>
-            <w:rPr>
-              <w:rStyle w:val="Hyperlink"/>
-            </w:rPr>
-            <w:t>llecti</w:t>
-          </w:r>
-        </w:hyperlink>
-      </w:r>
-      <w:r>
-        <w:rPr>
-          <w:u w:val="single" w:color="0000ff"/>
-          <w:rFonts w:ascii="Charis SIL Italic" w:hAnsi="Charis SIL Italic" w:eastAsia="Charis SIL Italic"/>
-          <w:b w:val="0"/>
-          <w:i w:val="0"/>
-          <w:color w:val="000000"/>
-          <w:sz w:val="24"/>
-        </w:rPr>
-        <w:hyperlink r:id="rId30" w:history="1">
-          <w:r>
-            <w:rPr>
-              <w:rStyle w:val="Hyperlink"/>
-            </w:rPr>
-            <w:t xml:space="preserve">es </w:t>
-          </w:r>
-        </w:hyperlink>
-      </w:r>
-      <w:r>
-        <w:rPr>
-          <w:u w:val="single" w:color="0000ff"/>
-          <w:rFonts w:ascii="Charis SIL Italic" w:hAnsi="Charis SIL Italic" w:eastAsia="Charis SIL Italic"/>
-          <w:b w:val="0"/>
-          <w:i w:val="0"/>
-          <w:color w:val="000000"/>
-          <w:sz w:val="24"/>
-        </w:rPr>
-        <w:hyperlink r:id="rId30" w:history="1">
-          <w:r>
-            <w:rPr>
-              <w:rStyle w:val="Hyperlink"/>
-            </w:rPr>
-            <w:t>i</w:t>
-          </w:r>
-        </w:hyperlink>
-      </w:r>
-      <w:r>
-        <w:rPr>
-          <w:u w:val="single" w:color="0000ff"/>
-          <w:rFonts w:ascii="Charis SIL Italic" w:hAnsi="Charis SIL Italic" w:eastAsia="Charis SIL Italic"/>
-          <w:b w:val="0"/>
-          <w:i w:val="0"/>
-          <w:color w:val="000000"/>
-          <w:sz w:val="24"/>
-        </w:rPr>
-        <w:hyperlink r:id="rId30" w:history="1">
-          <w:r>
-            <w:rPr>
-              <w:rStyle w:val="Hyperlink"/>
-            </w:rPr>
-            <w:t xml:space="preserve">s relevant </w:t>
-          </w:r>
-        </w:hyperlink>
-      </w:r>
-      <w:r>
-        <w:rPr>
-          <w:rFonts w:ascii="Charis SIL Italic" w:hAnsi="Charis SIL Italic" w:eastAsia="Charis SIL Italic"/>
-          <w:b w:val="0"/>
-          <w:i w:val="0"/>
-          <w:color w:val="000000"/>
-          <w:sz w:val="24"/>
-        </w:rPr>
-        <w:t>m</w:t>
-      </w:r>
-      <w:r>
-        <w:rPr>
-          <w:u w:val="single" w:color="0000ff"/>
-          <w:rFonts w:ascii="Charis SIL Italic" w:hAnsi="Charis SIL Italic" w:eastAsia="Charis SIL Italic"/>
-          <w:b w:val="0"/>
-          <w:i w:val="0"/>
-          <w:color w:val="000000"/>
-          <w:sz w:val="24"/>
-        </w:rPr>
-        <w:hyperlink r:id="rId30" w:history="1">
-          <w:r>
-            <w:rPr>
-              <w:rStyle w:val="Hyperlink"/>
-            </w:rPr>
-            <w:t>ateriaal</w:t>
-          </w:r>
-        </w:hyperlink>
-      </w:r>
-      <w:r>
-        <w:rPr>
-          <w:rFonts w:ascii="Charis SIL Italic" w:hAnsi="Charis SIL Italic" w:eastAsia="Charis SIL Italic"/>
-          <w:b w:val="0"/>
-          <w:i w:val="0"/>
-          <w:color w:val="000000"/>
-          <w:sz w:val="24"/>
-        </w:rPr>
-        <w:t xml:space="preserve"> </w:t>
-      </w:r>
-      <w:r>
-        <w:rPr>
-          <w:u w:val="single" w:color="0000ff"/>
-          <w:rFonts w:ascii="Charis SIL Italic" w:hAnsi="Charis SIL Italic" w:eastAsia="Charis SIL Italic"/>
-          <w:b w:val="0"/>
-          <w:i w:val="0"/>
-          <w:color w:val="000000"/>
-          <w:sz w:val="24"/>
-        </w:rPr>
-        <w:t>t</w:t>
-      </w:r>
-      <w:r>
-        <w:rPr>
-          <w:u w:val="single" w:color="0000ff"/>
-          <w:rFonts w:ascii="Charis SIL Italic" w:hAnsi="Charis SIL Italic" w:eastAsia="Charis SIL Italic"/>
-          <w:b w:val="0"/>
-          <w:i w:val="0"/>
-          <w:color w:val="000000"/>
-          <w:sz w:val="24"/>
-        </w:rPr>
-        <w:hyperlink r:id="rId31" w:history="1">
-          <w:r>
-            <w:rPr>
-              <w:rStyle w:val="Hyperlink"/>
-            </w:rPr>
-            <w:t>e vinde</w:t>
-          </w:r>
-        </w:hyperlink>
-      </w:r>
-      <w:r>
-        <w:rPr>
-          <w:u w:val="single" w:color="0000ff"/>
-          <w:rFonts w:ascii="Charis SIL Italic" w:hAnsi="Charis SIL Italic" w:eastAsia="Charis SIL Italic"/>
-          <w:b w:val="0"/>
-          <w:i w:val="0"/>
-          <w:color w:val="000000"/>
-          <w:sz w:val="24"/>
-        </w:rPr>
-        <w:hyperlink r:id="rId31" w:history="1">
-          <w:r>
-            <w:rPr>
-              <w:rStyle w:val="Hyperlink"/>
-            </w:rPr>
-            <w:t>n v</w:t>
-          </w:r>
-        </w:hyperlink>
-      </w:r>
-      <w:r>
-        <w:rPr>
-          <w:u w:val="single" w:color="0000ff"/>
-          <w:rFonts w:ascii="Charis SIL Italic" w:hAnsi="Charis SIL Italic" w:eastAsia="Charis SIL Italic"/>
-          <w:b w:val="0"/>
-          <w:i w:val="0"/>
-          <w:color w:val="000000"/>
-          <w:sz w:val="24"/>
-        </w:rPr>
-        <w:hyperlink r:id="rId31" w:history="1">
-          <w:r>
-            <w:rPr>
-              <w:rStyle w:val="Hyperlink"/>
-            </w:rPr>
-            <w:t>oor onde</w:t>
-          </w:r>
-        </w:hyperlink>
-      </w:r>
-      <w:r>
-        <w:rPr>
-          <w:rFonts w:ascii="Charis SIL Italic" w:hAnsi="Charis SIL Italic" w:eastAsia="Charis SIL Italic"/>
-          <w:b w:val="0"/>
-          <w:i w:val="0"/>
-          <w:color w:val="000000"/>
-          <w:sz w:val="24"/>
-        </w:rPr>
-        <w:t>rzo</w:t>
-      </w:r>
-      <w:r>
-        <w:rPr>
-          <w:u w:val="single" w:color="0000ff"/>
-          <w:rFonts w:ascii="Charis SIL Italic" w:hAnsi="Charis SIL Italic" w:eastAsia="Charis SIL Italic"/>
-          <w:b w:val="0"/>
-          <w:i w:val="0"/>
-          <w:color w:val="000000"/>
-          <w:sz w:val="24"/>
-        </w:rPr>
-        <w:hyperlink r:id="rId32" w:history="1">
-          <w:r>
-            <w:rPr>
-              <w:rStyle w:val="Hyperlink"/>
-            </w:rPr>
-            <w:t xml:space="preserve">ek naar het </w:t>
-          </w:r>
-        </w:hyperlink>
+        <w:t xml:space="preserve">ek naar het </w:t>
       </w:r>
       <w:r>
         <w:rPr>
@@ -4467,7 +4215,7 @@
           <w:sz w:val="24"/>
           <w:u w:val="single"/>
         </w:rPr>
-        <w:hyperlink r:id="rId34" w:history="1">
+        <w:hyperlink r:id="rId33" w:history="1">
           <w:r>
             <w:rPr>
               <w:rStyle w:val="Hyperlink"/>
@@ -4495,7 +4243,7 @@
           <w:color w:val="000000"/>
           <w:sz w:val="24"/>
         </w:rPr>
-        <w:hyperlink r:id="rId34" w:history="1">
+        <w:hyperlink r:id="rId33" w:history="1">
           <w:r>
             <w:rPr>
               <w:rStyle w:val="Hyperlink"/>
@@ -4553,7 +4301,7 @@
           <w:sz w:val="24"/>
           <w:u w:val="single"/>
         </w:rPr>
-        <w:hyperlink r:id="rId35" w:history="1">
+        <w:hyperlink r:id="rId34" w:history="1">
           <w:r>
             <w:rPr>
               <w:rStyle w:val="Hyperlink"/>
@@ -4580,18 +4328,7 @@
           <w:color w:val="000000"/>
           <w:sz w:val="24"/>
         </w:rPr>
-        <w:t>het onderzoek van fysisch antropoloog</w:t>
-      </w:r>
-      <w:r>
-        <w:rPr>
-          <w:u w:val="single" w:color="0000ff"/>
-          <w:rFonts w:ascii="Charis SIL Italic" w:hAnsi="Charis SIL Italic" w:eastAsia="Charis SIL Italic"/>
-          <w:b w:val="0"/>
-          <w:i w:val="0"/>
-          <w:color w:val="000000"/>
-          <w:sz w:val="24"/>
-        </w:rPr>
-        <w:t xml:space="preserve"> </w:t>
+        <w:t xml:space="preserve">het onderzoek van fysisch antropoloog </w:t>
       </w:r>
       <w:r>
         <w:rPr>
@@ -4602,7 +4339,7 @@
           <w:sz w:val="24"/>
           <w:u w:val="single"/>
         </w:rPr>
-        <w:hyperlink r:id="rId35" w:history="1">
+        <w:hyperlink r:id="rId34" w:history="1">
           <w:r>
             <w:rPr>
               <w:rStyle w:val="Hyperlink"/>
@@ -4631,7 +4368,7 @@
           <w:sz w:val="24"/>
           <w:u w:val="single"/>
         </w:rPr>
-        <w:hyperlink r:id="rId35" w:history="1">
+        <w:hyperlink r:id="rId34" w:history="1">
           <w:r>
             <w:rPr>
               <w:rStyle w:val="Hyperlink"/>
@@ -4649,7 +4386,7 @@
           <w:sz w:val="24"/>
           <w:u w:val="single"/>
         </w:rPr>
-        <w:hyperlink r:id="rId36" w:history="1">
+        <w:hyperlink r:id="rId35" w:history="1">
           <w:r>
             <w:rPr>
               <w:rStyle w:val="Hyperlink"/>
@@ -4678,7 +4415,7 @@
           <w:sz w:val="24"/>
           <w:u w:val="single"/>
         </w:rPr>
-        <w:hyperlink r:id="rId36" w:history="1">
+        <w:hyperlink r:id="rId35" w:history="1">
           <w:r>
             <w:rPr>
               <w:rStyle w:val="Hyperlink"/>
@@ -4707,7 +4444,7 @@
           <w:sz w:val="24"/>
           <w:u w:val="single"/>
         </w:rPr>
-        <w:hyperlink r:id="rId36" w:history="1">
+        <w:hyperlink r:id="rId35" w:history="1">
           <w:r>
             <w:rPr>
               <w:rStyle w:val="Hyperlink"/>
@@ -4736,7 +4473,7 @@
           <w:sz w:val="24"/>
           <w:u w:val="single"/>
         </w:rPr>
-        <w:hyperlink r:id="rId36" w:history="1">
+        <w:hyperlink r:id="rId35" w:history="1">
           <w:r>
             <w:rPr>
               <w:rStyle w:val="Hyperlink"/>
@@ -4774,14 +4511,7 @@
           <w:color w:val="000000"/>
           <w:sz w:val="24"/>
         </w:rPr>
-        <w:hyperlink r:id="rId36" w:history="1">
-          <w:r>
-            <w:rPr>
-              <w:rStyle w:val="Hyperlink"/>
-            </w:rPr>
-            <w:t>ische eila</w:t>
-          </w:r>
-        </w:hyperlink>
+        <w:t>ische eiland Nia</w:t>
       </w:r>
       <w:r>
         <w:rPr>
@@ -4792,25 +4522,7 @@
           <w:color w:val="000000"/>
           <w:sz w:val="24"/>
         </w:rPr>
-        <w:hyperlink r:id="rId36" w:history="1">
-          <w:r>
-            <w:rPr>
-              <w:rStyle w:val="Hyperlink"/>
-            </w:rPr>
-            <w:t>nd Nia</w:t>
-          </w:r>
-        </w:hyperlink>
-      </w:r>
-      <w:r>
-        <w:rPr>
-          <w:u w:val="single" w:color="0000ff"/>
-          <w:rFonts w:ascii="Charis SIL Italic" w:hAnsi="Charis SIL Italic" w:eastAsia="Charis SIL Italic"/>
-          <w:b w:val="0"/>
-          <w:i w:val="0"/>
-          <w:color w:val="000000"/>
-          <w:sz w:val="24"/>
-        </w:rPr>
-        <w:hyperlink r:id="rId36" w:history="1">
+        <w:hyperlink r:id="rId35" w:history="1">
           <w:r>
             <w:rPr>
               <w:rStyle w:val="Hyperlink"/>
@@ -4828,7 +4540,7 @@
           <w:color w:val="000000"/>
           <w:sz w:val="24"/>
         </w:rPr>
-        <w:hyperlink r:id="rId36" w:history="1">
+        <w:hyperlink r:id="rId35" w:history="1">
           <w:r>
             <w:rPr>
               <w:rStyle w:val="Hyperlink"/>
@@ -4846,7 +4558,7 @@
           <w:color w:val="000000"/>
           <w:sz w:val="24"/>
         </w:rPr>
-        <w:hyperlink r:id="rId36" w:history="1">
+        <w:hyperlink r:id="rId35" w:history="1">
           <w:r>
             <w:rPr>
               <w:rStyle w:val="Hyperlink"/>
@@ -4864,7 +4576,7 @@
           <w:color w:val="000000"/>
           <w:sz w:val="24"/>
         </w:rPr>
-        <w:hyperlink r:id="rId36" w:history="1">
+        <w:hyperlink r:id="rId35" w:history="1">
           <w:r>
             <w:rPr>
               <w:rStyle w:val="Hyperlink"/>
@@ -4892,7 +4604,7 @@
           <w:sz w:val="24"/>
           <w:u w:val="single"/>
         </w:rPr>
-        <w:hyperlink r:id="rId37" w:history="1">
+        <w:hyperlink r:id="rId36" w:history="1">
           <w:r>
             <w:rPr>
               <w:rStyle w:val="Hyperlink"/>
@@ -4910,7 +4622,7 @@
           <w:sz w:val="24"/>
           <w:u w:val="single"/>
         </w:rPr>
-        <w:hyperlink r:id="rId37" w:history="1">
+        <w:hyperlink r:id="rId36" w:history="1">
           <w:r>
             <w:rPr>
               <w:rStyle w:val="Hyperlink"/>
@@ -4958,7 +4670,7 @@
           <w:sz w:val="24"/>
           <w:u w:val="single"/>
         </w:rPr>
-        <w:hyperlink r:id="rId38" w:history="1">
+        <w:hyperlink r:id="rId37" w:history="1">
           <w:r>
             <w:rPr>
               <w:rStyle w:val="Hyperlink"/>
@@ -4987,7 +4699,7 @@
           <w:sz w:val="24"/>
           <w:u w:val="single"/>
         </w:rPr>
-        <w:hyperlink r:id="rId38" w:history="1">
+        <w:hyperlink r:id="rId37" w:history="1">
           <w:r>
             <w:rPr>
               <w:rStyle w:val="Hyperlink"/>
@@ -5055,7 +4767,7 @@
           <w:sz w:val="24"/>
           <w:u w:val="single"/>
         </w:rPr>
-        <w:hyperlink r:id="rId39" w:history="1">
+        <w:hyperlink r:id="rId38" w:history="1">
           <w:r>
             <w:rPr>
               <w:rStyle w:val="Hyperlink"/>
@@ -5084,7 +4796,7 @@
           <w:sz w:val="24"/>
           <w:u w:val="single"/>
         </w:rPr>
-        <w:hyperlink r:id="rId39" w:history="1">
+        <w:hyperlink r:id="rId38" w:history="1">
           <w:r>
             <w:rPr>
               <w:rStyle w:val="Hyperlink"/>
@@ -5133,7 +4845,7 @@
           <w:color w:val="000000"/>
           <w:sz w:val="24"/>
         </w:rPr>
-        <w:hyperlink r:id="rId39" w:history="1">
+        <w:hyperlink r:id="rId38" w:history="1">
           <w:r>
             <w:rPr>
               <w:rStyle w:val="Hyperlink"/>
@@ -5151,7 +4863,7 @@
           <w:color w:val="000000"/>
           <w:sz w:val="24"/>
         </w:rPr>
-        <w:hyperlink r:id="rId39" w:history="1">
+        <w:hyperlink r:id="rId38" w:history="1">
           <w:r>
             <w:rPr>
               <w:rStyle w:val="Hyperlink"/>
@@ -5169,7 +4881,7 @@
           <w:color w:val="000000"/>
           <w:sz w:val="24"/>
         </w:rPr>
-        <w:hyperlink r:id="rId39" w:history="1">
+        <w:hyperlink r:id="rId38" w:history="1">
           <w:r>
             <w:rPr>
               <w:rStyle w:val="Hyperlink"/>
@@ -5250,7 +4962,7 @@
           <w:sz w:val="24"/>
           <w:u w:val="single"/>
         </w:rPr>
-        <w:hyperlink r:id="rId40" w:history="1">
+        <w:hyperlink r:id="rId39" w:history="1">
           <w:r>
             <w:rPr>
               <w:rStyle w:val="Hyperlink"/>
@@ -5278,7 +4990,7 @@
           <w:sz w:val="24"/>
           <w:u w:val="single"/>
         </w:rPr>
-        <w:hyperlink r:id="rId41" w:history="1">
+        <w:hyperlink r:id="rId40" w:history="1">
           <w:r>
             <w:rPr>
               <w:rStyle w:val="Hyperlink"/>
@@ -5296,7 +5008,7 @@
           <w:sz w:val="24"/>
           <w:u w:val="single"/>
         </w:rPr>
-        <w:hyperlink r:id="rId41" w:history="1">
+        <w:hyperlink r:id="rId40" w:history="1">
           <w:r>
             <w:rPr>
               <w:rStyle w:val="Hyperlink"/>
@@ -5324,7 +5036,7 @@
           <w:color w:val="000000"/>
           <w:sz w:val="24"/>
         </w:rPr>
-        <w:hyperlink r:id="rId40" w:history="1">
+        <w:hyperlink r:id="rId39" w:history="1">
           <w:r>
             <w:rPr>
               <w:rStyle w:val="Hyperlink"/>
@@ -5342,7 +5054,7 @@
           <w:sz w:val="24"/>
           <w:u w:val="single"/>
         </w:rPr>
-        <w:hyperlink r:id="rId40" w:history="1">
+        <w:hyperlink r:id="rId41" w:history="1">
           <w:r>
             <w:rPr>
               <w:rStyle w:val="Hyperlink"/>
@@ -5359,7 +5071,14 @@
           <w:color w:val="0000FF"/>
           <w:sz w:val="24"/>
         </w:rPr>
-        <w:t xml:space="preserve">igitaal </w:t>
+        <w:hyperlink r:id="rId41" w:history="1">
+          <w:r>
+            <w:rPr>
+              <w:rStyle w:val="Hyperlink"/>
+            </w:rPr>
+            <w:t xml:space="preserve">igitaal </w:t>
+          </w:r>
+        </w:hyperlink>
       </w:r>
       <w:r>
         <w:br/>
@@ -5391,7 +5110,7 @@
           <w:sz w:val="24"/>
           <w:u w:val="single"/>
         </w:rPr>
-        <w:hyperlink r:id="rId42" w:history="1">
+        <w:hyperlink r:id="rId41" w:history="1">
           <w:r>
             <w:rPr>
               <w:rStyle w:val="Hyperlink"/>
@@ -5459,7 +5178,7 @@
           <w:sz w:val="24"/>
           <w:u w:val="single"/>
         </w:rPr>
-        <w:hyperlink r:id="rId43" w:history="1">
+        <w:hyperlink r:id="rId42" w:history="1">
           <w:r>
             <w:rPr>
               <w:rStyle w:val="Hyperlink"/>
@@ -5488,7 +5207,7 @@
           <w:sz w:val="24"/>
           <w:u w:val="single"/>
         </w:rPr>
-        <w:hyperlink r:id="rId43" w:history="1">
+        <w:hyperlink r:id="rId42" w:history="1">
           <w:r>
             <w:rPr>
               <w:rStyle w:val="Hyperlink"/>
@@ -5514,44 +5233,8 @@
           <w:i w:val="0"/>
           <w:color w:val="0000FF"/>
           <w:sz w:val="24"/>
-          <w:u w:val="single"/>
-        </w:rPr>
-        <w:hyperlink r:id="rId44" w:history="1">
-          <w:r>
-            <w:rPr>
-              <w:rStyle w:val="Hyperlink"/>
-            </w:rPr>
-            <w:t>Gerard</w:t>
-          </w:r>
-        </w:hyperlink>
-      </w:r>
-      <w:r>
-        <w:rPr>
-          <w:rFonts w:ascii="Charis SIL Italic" w:hAnsi="Charis SIL Italic" w:eastAsia="Charis SIL Italic"/>
-          <w:b w:val="0"/>
-          <w:i w:val="0"/>
-          <w:color w:val="0000FF"/>
-          <w:sz w:val="24"/>
-          <w:u w:val="single"/>
-        </w:rPr>
-        <w:t xml:space="preserve"> </w:t>
-      </w:r>
-      <w:r>
-        <w:rPr>
-          <w:rFonts w:ascii="Charis SIL Italic" w:hAnsi="Charis SIL Italic" w:eastAsia="Charis SIL Italic"/>
-          <w:b w:val="0"/>
-          <w:i w:val="0"/>
-          <w:color w:val="0000FF"/>
-          <w:sz w:val="24"/>
-        </w:rPr>
-        <w:hyperlink r:id="rId44" w:history="1">
-          <w:r>
-            <w:rPr>
-              <w:rStyle w:val="Hyperlink"/>
-            </w:rPr>
-            <w:t>Vrolik</w:t>
-          </w:r>
-        </w:hyperlink>
+        </w:rPr>
+        <w:t>Gerard Vrolik</w:t>
       </w:r>
       <w:r>
         <w:rPr>
@@ -5562,14 +5245,7 @@
           <w:color w:val="000000"/>
           <w:sz w:val="24"/>
         </w:rPr>
-        <w:hyperlink r:id="rId43" w:history="1">
-          <w:r>
-            <w:rPr>
-              <w:rStyle w:val="Hyperlink"/>
-            </w:rPr>
-            <w:t xml:space="preserve"> (1775-1</w:t>
-          </w:r>
-        </w:hyperlink>
+        <w:t xml:space="preserve"> (1775-1</w:t>
       </w:r>
       <w:r>
         <w:rPr>
@@ -5580,7 +5256,7 @@
           <w:color w:val="000000"/>
           <w:sz w:val="24"/>
         </w:rPr>
-        <w:hyperlink r:id="rId43" w:history="1">
+        <w:hyperlink r:id="rId42" w:history="1">
           <w:r>
             <w:rPr>
               <w:rStyle w:val="Hyperlink"/>
@@ -5601,14 +5277,13 @@
       </w:r>
       <w:r>
         <w:rPr>
-          <w:u w:val="single" w:color="0000ff"/>
           <w:rFonts w:ascii="Charis SIL Italic" w:hAnsi="Charis SIL Italic" w:eastAsia="Charis SIL Italic"/>
           <w:b w:val="0"/>
           <w:i w:val="0"/>
           <w:color w:val="000000"/>
           <w:sz w:val="24"/>
         </w:rPr>
-        <w:hyperlink r:id="rId44" w:history="1">
+        <w:hyperlink r:id="rId43" w:history="1">
           <w:r>
             <w:rPr>
               <w:rStyle w:val="Hyperlink"/>
@@ -5619,14 +5294,13 @@
       </w:r>
       <w:r>
         <w:rPr>
-          <w:u w:val="single" w:color="0000ff"/>
           <w:rFonts w:ascii="Charis SIL Italic" w:hAnsi="Charis SIL Italic" w:eastAsia="Charis SIL Italic"/>
           <w:b w:val="0"/>
           <w:i w:val="0"/>
           <w:color w:val="000000"/>
           <w:sz w:val="24"/>
         </w:rPr>
-        <w:hyperlink r:id="rId44" w:history="1">
+        <w:hyperlink r:id="rId43" w:history="1">
           <w:r>
             <w:rPr>
               <w:rStyle w:val="Hyperlink"/>
@@ -5637,14 +5311,13 @@
       </w:r>
       <w:r>
         <w:rPr>
-          <w:u w:val="single" w:color="0000ff"/>
           <w:rFonts w:ascii="Charis SIL Italic" w:hAnsi="Charis SIL Italic" w:eastAsia="Charis SIL Italic"/>
           <w:b w:val="0"/>
           <w:i w:val="0"/>
           <w:color w:val="000000"/>
           <w:sz w:val="24"/>
         </w:rPr>
-        <w:hyperlink r:id="rId44" w:history="1">
+        <w:hyperlink r:id="rId43" w:history="1">
           <w:r>
             <w:rPr>
               <w:rStyle w:val="Hyperlink"/>
@@ -5765,7 +5438,7 @@
           <w:sz w:val="24"/>
           <w:u w:val="single"/>
         </w:rPr>
-        <w:hyperlink r:id="rId45" w:history="1">
+        <w:hyperlink r:id="rId44" w:history="1">
           <w:r>
             <w:rPr>
               <w:rStyle w:val="Hyperlink"/>
@@ -5794,7 +5467,7 @@
           <w:sz w:val="24"/>
           <w:u w:val="single"/>
         </w:rPr>
-        <w:hyperlink r:id="rId45" w:history="1">
+        <w:hyperlink r:id="rId44" w:history="1">
           <w:r>
             <w:rPr>
               <w:rStyle w:val="Hyperlink"/>
@@ -5862,7 +5535,7 @@
           <w:sz w:val="24"/>
           <w:u w:val="single"/>
         </w:rPr>
-        <w:hyperlink r:id="rId46" w:history="1">
+        <w:hyperlink r:id="rId45" w:history="1">
           <w:r>
             <w:rPr>
               <w:rStyle w:val="Hyperlink"/>
@@ -5939,7 +5612,7 @@
           <w:sz w:val="24"/>
           <w:u w:val="single"/>
         </w:rPr>
-        <w:hyperlink r:id="rId47" w:history="1">
+        <w:hyperlink r:id="rId46" w:history="1">
           <w:r>
             <w:rPr>
               <w:rStyle w:val="Hyperlink"/>
@@ -5968,7 +5641,7 @@
           <w:sz w:val="24"/>
           <w:u w:val="single"/>
         </w:rPr>
-        <w:hyperlink r:id="rId47" w:history="1">
+        <w:hyperlink r:id="rId46" w:history="1">
           <w:r>
             <w:rPr>
               <w:rStyle w:val="Hyperlink"/>
@@ -5997,7 +5670,7 @@
           <w:sz w:val="24"/>
           <w:u w:val="single"/>
         </w:rPr>
-        <w:hyperlink r:id="rId47" w:history="1">
+        <w:hyperlink r:id="rId46" w:history="1">
           <w:r>
             <w:rPr>
               <w:rStyle w:val="Hyperlink"/>
@@ -6026,7 +5699,7 @@
           <w:sz w:val="24"/>
           <w:u w:val="single"/>
         </w:rPr>
-        <w:hyperlink r:id="rId47" w:history="1">
+        <w:hyperlink r:id="rId46" w:history="1">
           <w:r>
             <w:rPr>
               <w:rStyle w:val="Hyperlink"/>
@@ -6064,7 +5737,24 @@
           <w:color w:val="000000"/>
           <w:sz w:val="24"/>
         </w:rPr>
-        <w:t>ven m</w:t>
+        <w:hyperlink r:id="rId46" w:history="1">
+          <w:r>
+            <w:rPr>
+              <w:rStyle w:val="Hyperlink"/>
+            </w:rPr>
+            <w:t xml:space="preserve">ven </w:t>
+          </w:r>
+        </w:hyperlink>
+      </w:r>
+      <w:r>
+        <w:rPr>
+          <w:rFonts w:ascii="Charis SIL Italic" w:hAnsi="Charis SIL Italic" w:eastAsia="Charis SIL Italic"/>
+          <w:b w:val="0"/>
+          <w:i w:val="0"/>
+          <w:color w:val="000000"/>
+          <w:sz w:val="24"/>
+        </w:rPr>
+        <w:t>m</w:t>
       </w:r>
       <w:r>
         <w:rPr>
@@ -6075,7 +5765,7 @@
           <w:color w:val="000000"/>
           <w:sz w:val="24"/>
         </w:rPr>
-        <w:hyperlink r:id="rId47" w:history="1">
+        <w:hyperlink r:id="rId46" w:history="1">
           <w:r>
             <w:rPr>
               <w:rStyle w:val="Hyperlink"/>
@@ -6093,7 +5783,7 @@
           <w:color w:val="000000"/>
           <w:sz w:val="24"/>
         </w:rPr>
-        <w:hyperlink r:id="rId47" w:history="1">
+        <w:hyperlink r:id="rId46" w:history="1">
           <w:r>
             <w:rPr>
               <w:rStyle w:val="Hyperlink"/>
@@ -6111,7 +5801,7 @@
           <w:color w:val="000000"/>
           <w:sz w:val="24"/>
         </w:rPr>
-        <w:hyperlink r:id="rId47" w:history="1">
+        <w:hyperlink r:id="rId46" w:history="1">
           <w:r>
             <w:rPr>
               <w:rStyle w:val="Hyperlink"/>
@@ -6129,7 +5819,7 @@
           <w:color w:val="000000"/>
           <w:sz w:val="24"/>
         </w:rPr>
-        <w:hyperlink r:id="rId47" w:history="1">
+        <w:hyperlink r:id="rId46" w:history="1">
           <w:r>
             <w:rPr>
               <w:rStyle w:val="Hyperlink"/>
@@ -6177,7 +5867,7 @@
           <w:sz w:val="24"/>
           <w:u w:val="single"/>
         </w:rPr>
-        <w:hyperlink r:id="rId48" w:history="1">
+        <w:hyperlink r:id="rId47" w:history="1">
           <w:r>
             <w:rPr>
               <w:rStyle w:val="Hyperlink"/>
@@ -6206,7 +5896,7 @@
           <w:sz w:val="24"/>
           <w:u w:val="single"/>
         </w:rPr>
-        <w:hyperlink r:id="rId48" w:history="1">
+        <w:hyperlink r:id="rId47" w:history="1">
           <w:r>
             <w:rPr>
               <w:rStyle w:val="Hyperlink"/>
@@ -6242,8 +5932,9 @@
           <w:i w:val="0"/>
           <w:color w:val="0000FF"/>
           <w:sz w:val="24"/>
-        </w:rPr>
-        <w:hyperlink r:id="rId49" w:history="1">
+          <w:u w:val="single"/>
+        </w:rPr>
+        <w:hyperlink r:id="rId48" w:history="1">
           <w:r>
             <w:rPr>
               <w:rStyle w:val="Hyperlink"/>
@@ -6297,7 +5988,7 @@
           <w:sz w:val="24"/>
           <w:u w:val="single"/>
         </w:rPr>
-        <w:hyperlink r:id="rId49" w:history="1">
+        <w:hyperlink r:id="rId48" w:history="1">
           <w:r>
             <w:rPr>
               <w:rStyle w:val="Hyperlink"/>
@@ -6326,7 +6017,7 @@
           <w:sz w:val="24"/>
           <w:u w:val="single"/>
         </w:rPr>
-        <w:hyperlink r:id="rId49" w:history="1">
+        <w:hyperlink r:id="rId48" w:history="1">
           <w:r>
             <w:rPr>
               <w:rStyle w:val="Hyperlink"/>
@@ -6344,7 +6035,7 @@
           <w:sz w:val="24"/>
           <w:u w:val="single"/>
         </w:rPr>
-        <w:hyperlink r:id="rId49" w:history="1">
+        <w:hyperlink r:id="rId48" w:history="1">
           <w:r>
             <w:rPr>
               <w:rStyle w:val="Hyperlink"/>
@@ -6412,7 +6103,7 @@
           <w:sz w:val="24"/>
           <w:u w:val="single"/>
         </w:rPr>
-        <w:hyperlink r:id="rId50" w:history="1">
+        <w:hyperlink r:id="rId49" w:history="1">
           <w:r>
             <w:rPr>
               <w:rStyle w:val="Hyperlink"/>
@@ -6441,7 +6132,7 @@
           <w:sz w:val="24"/>
           <w:u w:val="single"/>
         </w:rPr>
-        <w:hyperlink r:id="rId50" w:history="1">
+        <w:hyperlink r:id="rId49" w:history="1">
           <w:r>
             <w:rPr>
               <w:rStyle w:val="Hyperlink"/>
@@ -6470,7 +6161,7 @@
           <w:sz w:val="24"/>
           <w:u w:val="single"/>
         </w:rPr>
-        <w:hyperlink r:id="rId50" w:history="1">
+        <w:hyperlink r:id="rId49" w:history="1">
           <w:r>
             <w:rPr>
               <w:rStyle w:val="Hyperlink"/>
@@ -6508,7 +6199,7 @@
           <w:color w:val="000000"/>
           <w:sz w:val="24"/>
         </w:rPr>
-        <w:hyperlink r:id="rId50" w:history="1">
+        <w:hyperlink r:id="rId49" w:history="1">
           <w:r>
             <w:rPr>
               <w:rStyle w:val="Hyperlink"/>
@@ -6525,7 +6216,7 @@
           <w:color w:val="000000"/>
           <w:sz w:val="24"/>
         </w:rPr>
-        <w:hyperlink r:id="rId50" w:history="1">
+        <w:hyperlink r:id="rId49" w:history="1">
           <w:r>
             <w:rPr>
               <w:rStyle w:val="Hyperlink"/>
@@ -6553,7 +6244,7 @@
           <w:color w:val="000000"/>
           <w:sz w:val="24"/>
         </w:rPr>
-        <w:hyperlink r:id="rId50" w:history="1">
+        <w:hyperlink r:id="rId49" w:history="1">
           <w:r>
             <w:rPr>
               <w:rStyle w:val="Hyperlink"/>
@@ -6564,13 +6255,21 @@
       </w:r>
       <w:r>
         <w:rPr>
+          <w:u w:val="single" w:color="0000ff"/>
           <w:rFonts w:ascii="Charis SIL Italic" w:hAnsi="Charis SIL Italic" w:eastAsia="Charis SIL Italic"/>
           <w:b w:val="0"/>
           <w:i w:val="0"/>
           <w:color w:val="000000"/>
           <w:sz w:val="24"/>
         </w:rPr>
-        <w:t>lp</w:t>
+        <w:hyperlink r:id="rId49" w:history="1">
+          <w:r>
+            <w:rPr>
+              <w:rStyle w:val="Hyperlink"/>
+            </w:rPr>
+            <w:t>lp</w:t>
+          </w:r>
+        </w:hyperlink>
       </w:r>
       <w:r>
         <w:rPr>
@@ -6581,7 +6280,7 @@
           <w:color w:val="000000"/>
           <w:sz w:val="24"/>
         </w:rPr>
-        <w:hyperlink r:id="rId50" w:history="1">
+        <w:hyperlink r:id="rId49" w:history="1">
           <w:r>
             <w:rPr>
               <w:rStyle w:val="Hyperlink"/>
@@ -6655,7 +6354,7 @@
           <w:sz w:val="24"/>
           <w:u w:val="single"/>
         </w:rPr>
-        <w:hyperlink r:id="rId51" w:history="1">
+        <w:hyperlink r:id="rId50" w:history="1">
           <w:r>
             <w:rPr>
               <w:rStyle w:val="Hyperlink"/>
@@ -6684,7 +6383,7 @@
           <w:sz w:val="24"/>
           <w:u w:val="single"/>
         </w:rPr>
-        <w:hyperlink r:id="rId51" w:history="1">
+        <w:hyperlink r:id="rId50" w:history="1">
           <w:r>
             <w:rPr>
               <w:rStyle w:val="Hyperlink"/>
@@ -6732,7 +6431,7 @@
           <w:sz w:val="24"/>
           <w:u w:val="single"/>
         </w:rPr>
-        <w:hyperlink r:id="rId52" w:history="1">
+        <w:hyperlink r:id="rId51" w:history="1">
           <w:r>
             <w:rPr>
               <w:rStyle w:val="Hyperlink"/>
@@ -6761,7 +6460,7 @@
           <w:sz w:val="24"/>
           <w:u w:val="single"/>
         </w:rPr>
-        <w:hyperlink r:id="rId52" w:history="1">
+        <w:hyperlink r:id="rId51" w:history="1">
           <w:r>
             <w:rPr>
               <w:rStyle w:val="Hyperlink"/>
@@ -6799,7 +6498,7 @@
           <w:color w:val="000000"/>
           <w:sz w:val="24"/>
         </w:rPr>
-        <w:hyperlink r:id="rId52" w:history="1">
+        <w:hyperlink r:id="rId51" w:history="1">
           <w:r>
             <w:rPr>
               <w:rStyle w:val="Hyperlink"/>
@@ -6817,7 +6516,7 @@
           <w:color w:val="000000"/>
           <w:sz w:val="24"/>
         </w:rPr>
-        <w:hyperlink r:id="rId52" w:history="1">
+        <w:hyperlink r:id="rId51" w:history="1">
           <w:r>
             <w:rPr>
               <w:rStyle w:val="Hyperlink"/>
@@ -6835,7 +6534,7 @@
           <w:color w:val="000000"/>
           <w:sz w:val="24"/>
         </w:rPr>
-        <w:hyperlink r:id="rId52" w:history="1">
+        <w:hyperlink r:id="rId51" w:history="1">
           <w:r>
             <w:rPr>
               <w:rStyle w:val="Hyperlink"/>

--- a/EXPORTS/DOCX/published/niveau3/Dutch/UniversityMus.docx
+++ b/EXPORTS/DOCX/published/niveau3/Dutch/UniversityMus.docx
@@ -500,7 +500,24 @@
           <w:color w:val="000000"/>
           <w:sz w:val="24"/>
         </w:rPr>
-        <w:t xml:space="preserve">Volkenkundig Museum en het voormalig </w:t>
+        <w:t>Volkenkundig Museum en het voor</w:t>
+      </w:r>
+      <w:r>
+        <w:rPr>
+          <w:rFonts w:ascii="Charis SIL Italic" w:hAnsi="Charis SIL Italic" w:eastAsia="Charis SIL Italic"/>
+          <w:b w:val="0"/>
+          <w:i w:val="0"/>
+          <w:color w:val="000000"/>
+          <w:sz w:val="24"/>
+        </w:rPr>
+        <w:hyperlink r:id="rId10" w:history="1">
+          <w:r>
+            <w:rPr>
+              <w:rStyle w:val="Hyperlink"/>
+            </w:rPr>
+            <w:t xml:space="preserve">malig </w:t>
+          </w:r>
+        </w:hyperlink>
       </w:r>
       <w:r>
         <w:rPr>
@@ -511,7 +528,7 @@
           <w:sz w:val="24"/>
           <w:u w:val="single"/>
         </w:rPr>
-        <w:hyperlink r:id="rId11" w:history="1">
+        <w:hyperlink r:id="rId10" w:history="1">
           <w:r>
             <w:rPr>
               <w:rStyle w:val="Hyperlink"/>
@@ -529,7 +546,7 @@
           <w:sz w:val="24"/>
           <w:u w:val="single"/>
         </w:rPr>
-        <w:hyperlink r:id="rId11" w:history="1">
+        <w:hyperlink r:id="rId10" w:history="1">
           <w:r>
             <w:rPr>
               <w:rStyle w:val="Hyperlink"/>
@@ -659,7 +676,7 @@
           <w:sz w:val="24"/>
           <w:u w:val="single"/>
         </w:rPr>
-        <w:hyperlink r:id="rId10" w:history="1">
+        <w:hyperlink r:id="rId11" w:history="1">
           <w:r>
             <w:rPr>
               <w:rStyle w:val="Hyperlink"/>
@@ -1420,7 +1437,14 @@
           <w:color w:val="000000"/>
           <w:sz w:val="24"/>
         </w:rPr>
-        <w:t>. Veel va</w:t>
+        <w:hyperlink r:id="rId13" w:history="1">
+          <w:r>
+            <w:rPr>
+              <w:rStyle w:val="Hyperlink"/>
+            </w:rPr>
+            <w:t>. Veel va</w:t>
+          </w:r>
+        </w:hyperlink>
       </w:r>
       <w:r>
         <w:rPr>
@@ -2248,7 +2272,7 @@
           <w:sz w:val="24"/>
           <w:u w:val="single"/>
         </w:rPr>
-        <w:hyperlink r:id="rId17" w:history="1">
+        <w:hyperlink r:id="rId20" w:history="1">
           <w:r>
             <w:rPr>
               <w:rStyle w:val="Hyperlink"/>
@@ -3371,41 +3395,24 @@
       </w:r>
       <w:r>
         <w:rPr>
+          <w:u w:val="single" w:color="0000ff"/>
           <w:rFonts w:ascii="Charis SIL Italic" w:hAnsi="Charis SIL Italic" w:eastAsia="Charis SIL Italic"/>
           <w:b w:val="0"/>
           <w:i w:val="0"/>
           <w:color w:val="000000"/>
           <w:sz w:val="24"/>
         </w:rPr>
-        <w:hyperlink r:id="rId26" w:history="1">
-          <w:r>
-            <w:rPr>
-              <w:rStyle w:val="Hyperlink"/>
-            </w:rPr>
-            <w:t>d</w:t>
-          </w:r>
-        </w:hyperlink>
-      </w:r>
-      <w:r>
-        <w:rPr>
-          <w:u w:val="single" w:color="0000ff"/>
+        <w:t>d</w:t>
+      </w:r>
+      <w:r>
+        <w:rPr>
           <w:rFonts w:ascii="Charis SIL Italic" w:hAnsi="Charis SIL Italic" w:eastAsia="Charis SIL Italic"/>
           <w:b w:val="0"/>
           <w:i w:val="0"/>
           <w:color w:val="000000"/>
           <w:sz w:val="24"/>
         </w:rPr>
-        <w:t>e</w:t>
-      </w:r>
-      <w:r>
-        <w:rPr>
-          <w:rFonts w:ascii="Charis SIL Italic" w:hAnsi="Charis SIL Italic" w:eastAsia="Charis SIL Italic"/>
-          <w:b w:val="0"/>
-          <w:i w:val="0"/>
-          <w:color w:val="000000"/>
-          <w:sz w:val="24"/>
-        </w:rPr>
-        <w:t xml:space="preserve"> zoekhulp.</w:t>
+        <w:t>e zoekhulp.</w:t>
       </w:r>
     </w:p>
     <w:p>
@@ -4119,13 +4126,31 @@
       </w:r>
       <w:r>
         <w:rPr>
+          <w:u w:val="single" w:color="0000ff"/>
           <w:rFonts w:ascii="Charis SIL Italic" w:hAnsi="Charis SIL Italic" w:eastAsia="Charis SIL Italic"/>
           <w:b w:val="0"/>
           <w:i w:val="0"/>
           <w:color w:val="000000"/>
           <w:sz w:val="24"/>
         </w:rPr>
-        <w:t>Binnen deze collecties is relevant materiaal te vinden voor onderzo</w:t>
+        <w:hyperlink r:id="rId33" w:history="1">
+          <w:r>
+            <w:rPr>
+              <w:rStyle w:val="Hyperlink"/>
+            </w:rPr>
+            <w:t>Binnen deze c</w:t>
+          </w:r>
+        </w:hyperlink>
+      </w:r>
+      <w:r>
+        <w:rPr>
+          <w:rFonts w:ascii="Charis SIL Italic" w:hAnsi="Charis SIL Italic" w:eastAsia="Charis SIL Italic"/>
+          <w:b w:val="0"/>
+          <w:i w:val="0"/>
+          <w:color w:val="000000"/>
+          <w:sz w:val="24"/>
+        </w:rPr>
+        <w:t>o</w:t>
       </w:r>
       <w:r>
         <w:rPr>
@@ -4136,7 +4161,200 @@
           <w:color w:val="000000"/>
           <w:sz w:val="24"/>
         </w:rPr>
-        <w:t xml:space="preserve">ek naar het </w:t>
+        <w:hyperlink r:id="rId30" w:history="1">
+          <w:r>
+            <w:rPr>
+              <w:rStyle w:val="Hyperlink"/>
+            </w:rPr>
+            <w:t>llecti</w:t>
+          </w:r>
+        </w:hyperlink>
+      </w:r>
+      <w:r>
+        <w:rPr>
+          <w:u w:val="single" w:color="0000ff"/>
+          <w:rFonts w:ascii="Charis SIL Italic" w:hAnsi="Charis SIL Italic" w:eastAsia="Charis SIL Italic"/>
+          <w:b w:val="0"/>
+          <w:i w:val="0"/>
+          <w:color w:val="000000"/>
+          <w:sz w:val="24"/>
+        </w:rPr>
+        <w:hyperlink r:id="rId30" w:history="1">
+          <w:r>
+            <w:rPr>
+              <w:rStyle w:val="Hyperlink"/>
+            </w:rPr>
+            <w:t xml:space="preserve">es </w:t>
+          </w:r>
+        </w:hyperlink>
+      </w:r>
+      <w:r>
+        <w:rPr>
+          <w:u w:val="single" w:color="0000ff"/>
+          <w:rFonts w:ascii="Charis SIL Italic" w:hAnsi="Charis SIL Italic" w:eastAsia="Charis SIL Italic"/>
+          <w:b w:val="0"/>
+          <w:i w:val="0"/>
+          <w:color w:val="000000"/>
+          <w:sz w:val="24"/>
+        </w:rPr>
+        <w:hyperlink r:id="rId30" w:history="1">
+          <w:r>
+            <w:rPr>
+              <w:rStyle w:val="Hyperlink"/>
+            </w:rPr>
+            <w:t>i</w:t>
+          </w:r>
+        </w:hyperlink>
+      </w:r>
+      <w:r>
+        <w:rPr>
+          <w:u w:val="single" w:color="0000ff"/>
+          <w:rFonts w:ascii="Charis SIL Italic" w:hAnsi="Charis SIL Italic" w:eastAsia="Charis SIL Italic"/>
+          <w:b w:val="0"/>
+          <w:i w:val="0"/>
+          <w:color w:val="000000"/>
+          <w:sz w:val="24"/>
+        </w:rPr>
+        <w:hyperlink r:id="rId30" w:history="1">
+          <w:r>
+            <w:rPr>
+              <w:rStyle w:val="Hyperlink"/>
+            </w:rPr>
+            <w:t xml:space="preserve">s relevant </w:t>
+          </w:r>
+        </w:hyperlink>
+      </w:r>
+      <w:r>
+        <w:rPr>
+          <w:u w:val="single" w:color="0000ff"/>
+          <w:rFonts w:ascii="Charis SIL Italic" w:hAnsi="Charis SIL Italic" w:eastAsia="Charis SIL Italic"/>
+          <w:b w:val="0"/>
+          <w:i w:val="0"/>
+          <w:color w:val="000000"/>
+          <w:sz w:val="24"/>
+        </w:rPr>
+        <w:t>m</w:t>
+      </w:r>
+      <w:r>
+        <w:rPr>
+          <w:u w:val="single" w:color="0000ff"/>
+          <w:rFonts w:ascii="Charis SIL Italic" w:hAnsi="Charis SIL Italic" w:eastAsia="Charis SIL Italic"/>
+          <w:b w:val="0"/>
+          <w:i w:val="0"/>
+          <w:color w:val="000000"/>
+          <w:sz w:val="24"/>
+        </w:rPr>
+        <w:hyperlink r:id="rId30" w:history="1">
+          <w:r>
+            <w:rPr>
+              <w:rStyle w:val="Hyperlink"/>
+            </w:rPr>
+            <w:t>ateriaal</w:t>
+          </w:r>
+        </w:hyperlink>
+      </w:r>
+      <w:r>
+        <w:rPr>
+          <w:rFonts w:ascii="Charis SIL Italic" w:hAnsi="Charis SIL Italic" w:eastAsia="Charis SIL Italic"/>
+          <w:b w:val="0"/>
+          <w:i w:val="0"/>
+          <w:color w:val="000000"/>
+          <w:sz w:val="24"/>
+        </w:rPr>
+        <w:t xml:space="preserve"> </w:t>
+      </w:r>
+      <w:r>
+        <w:rPr>
+          <w:u w:val="single" w:color="0000ff"/>
+          <w:rFonts w:ascii="Charis SIL Italic" w:hAnsi="Charis SIL Italic" w:eastAsia="Charis SIL Italic"/>
+          <w:b w:val="0"/>
+          <w:i w:val="0"/>
+          <w:color w:val="000000"/>
+          <w:sz w:val="24"/>
+        </w:rPr>
+        <w:t>t</w:t>
+      </w:r>
+      <w:r>
+        <w:rPr>
+          <w:u w:val="single" w:color="0000ff"/>
+          <w:rFonts w:ascii="Charis SIL Italic" w:hAnsi="Charis SIL Italic" w:eastAsia="Charis SIL Italic"/>
+          <w:b w:val="0"/>
+          <w:i w:val="0"/>
+          <w:color w:val="000000"/>
+          <w:sz w:val="24"/>
+        </w:rPr>
+        <w:hyperlink r:id="rId31" w:history="1">
+          <w:r>
+            <w:rPr>
+              <w:rStyle w:val="Hyperlink"/>
+            </w:rPr>
+            <w:t>e vinde</w:t>
+          </w:r>
+        </w:hyperlink>
+      </w:r>
+      <w:r>
+        <w:rPr>
+          <w:u w:val="single" w:color="0000ff"/>
+          <w:rFonts w:ascii="Charis SIL Italic" w:hAnsi="Charis SIL Italic" w:eastAsia="Charis SIL Italic"/>
+          <w:b w:val="0"/>
+          <w:i w:val="0"/>
+          <w:color w:val="000000"/>
+          <w:sz w:val="24"/>
+        </w:rPr>
+        <w:hyperlink r:id="rId31" w:history="1">
+          <w:r>
+            <w:rPr>
+              <w:rStyle w:val="Hyperlink"/>
+            </w:rPr>
+            <w:t>n v</w:t>
+          </w:r>
+        </w:hyperlink>
+      </w:r>
+      <w:r>
+        <w:rPr>
+          <w:u w:val="single" w:color="0000ff"/>
+          <w:rFonts w:ascii="Charis SIL Italic" w:hAnsi="Charis SIL Italic" w:eastAsia="Charis SIL Italic"/>
+          <w:b w:val="0"/>
+          <w:i w:val="0"/>
+          <w:color w:val="000000"/>
+          <w:sz w:val="24"/>
+        </w:rPr>
+        <w:hyperlink r:id="rId31" w:history="1">
+          <w:r>
+            <w:rPr>
+              <w:rStyle w:val="Hyperlink"/>
+            </w:rPr>
+            <w:t>oor onde</w:t>
+          </w:r>
+        </w:hyperlink>
+      </w:r>
+      <w:r>
+        <w:rPr>
+          <w:rFonts w:ascii="Charis SIL Italic" w:hAnsi="Charis SIL Italic" w:eastAsia="Charis SIL Italic"/>
+          <w:b w:val="0"/>
+          <w:i w:val="0"/>
+          <w:color w:val="000000"/>
+          <w:sz w:val="24"/>
+        </w:rPr>
+        <w:t>rzo</w:t>
+      </w:r>
+      <w:r>
+        <w:rPr>
+          <w:u w:val="single" w:color="0000ff"/>
+          <w:rFonts w:ascii="Charis SIL Italic" w:hAnsi="Charis SIL Italic" w:eastAsia="Charis SIL Italic"/>
+          <w:b w:val="0"/>
+          <w:i w:val="0"/>
+          <w:color w:val="000000"/>
+          <w:sz w:val="24"/>
+        </w:rPr>
+        <w:hyperlink r:id="rId32" w:history="1">
+          <w:r>
+            <w:rPr>
+              <w:rStyle w:val="Hyperlink"/>
+            </w:rPr>
+            <w:t xml:space="preserve">ek naar het </w:t>
+          </w:r>
+        </w:hyperlink>
       </w:r>
       <w:r>
         <w:rPr>
@@ -4215,7 +4433,7 @@
           <w:sz w:val="24"/>
           <w:u w:val="single"/>
         </w:rPr>
-        <w:hyperlink r:id="rId33" w:history="1">
+        <w:hyperlink r:id="rId34" w:history="1">
           <w:r>
             <w:rPr>
               <w:rStyle w:val="Hyperlink"/>
@@ -4243,7 +4461,7 @@
           <w:color w:val="000000"/>
           <w:sz w:val="24"/>
         </w:rPr>
-        <w:hyperlink r:id="rId33" w:history="1">
+        <w:hyperlink r:id="rId34" w:history="1">
           <w:r>
             <w:rPr>
               <w:rStyle w:val="Hyperlink"/>
@@ -4301,7 +4519,7 @@
           <w:sz w:val="24"/>
           <w:u w:val="single"/>
         </w:rPr>
-        <w:hyperlink r:id="rId34" w:history="1">
+        <w:hyperlink r:id="rId35" w:history="1">
           <w:r>
             <w:rPr>
               <w:rStyle w:val="Hyperlink"/>
@@ -4339,7 +4557,7 @@
           <w:sz w:val="24"/>
           <w:u w:val="single"/>
         </w:rPr>
-        <w:hyperlink r:id="rId34" w:history="1">
+        <w:hyperlink r:id="rId35" w:history="1">
           <w:r>
             <w:rPr>
               <w:rStyle w:val="Hyperlink"/>
@@ -4368,7 +4586,7 @@
           <w:sz w:val="24"/>
           <w:u w:val="single"/>
         </w:rPr>
-        <w:hyperlink r:id="rId34" w:history="1">
+        <w:hyperlink r:id="rId35" w:history="1">
           <w:r>
             <w:rPr>
               <w:rStyle w:val="Hyperlink"/>
@@ -4386,7 +4604,7 @@
           <w:sz w:val="24"/>
           <w:u w:val="single"/>
         </w:rPr>
-        <w:hyperlink r:id="rId35" w:history="1">
+        <w:hyperlink r:id="rId36" w:history="1">
           <w:r>
             <w:rPr>
               <w:rStyle w:val="Hyperlink"/>
@@ -4415,7 +4633,7 @@
           <w:sz w:val="24"/>
           <w:u w:val="single"/>
         </w:rPr>
-        <w:hyperlink r:id="rId35" w:history="1">
+        <w:hyperlink r:id="rId36" w:history="1">
           <w:r>
             <w:rPr>
               <w:rStyle w:val="Hyperlink"/>
@@ -4444,7 +4662,7 @@
           <w:sz w:val="24"/>
           <w:u w:val="single"/>
         </w:rPr>
-        <w:hyperlink r:id="rId35" w:history="1">
+        <w:hyperlink r:id="rId36" w:history="1">
           <w:r>
             <w:rPr>
               <w:rStyle w:val="Hyperlink"/>
@@ -4473,7 +4691,7 @@
           <w:sz w:val="24"/>
           <w:u w:val="single"/>
         </w:rPr>
-        <w:hyperlink r:id="rId35" w:history="1">
+        <w:hyperlink r:id="rId36" w:history="1">
           <w:r>
             <w:rPr>
               <w:rStyle w:val="Hyperlink"/>
@@ -4511,7 +4729,14 @@
           <w:color w:val="000000"/>
           <w:sz w:val="24"/>
         </w:rPr>
-        <w:t>ische eiland Nia</w:t>
+        <w:hyperlink r:id="rId36" w:history="1">
+          <w:r>
+            <w:rPr>
+              <w:rStyle w:val="Hyperlink"/>
+            </w:rPr>
+            <w:t>ische eila</w:t>
+          </w:r>
+        </w:hyperlink>
       </w:r>
       <w:r>
         <w:rPr>
@@ -4522,7 +4747,25 @@
           <w:color w:val="000000"/>
           <w:sz w:val="24"/>
         </w:rPr>
-        <w:hyperlink r:id="rId35" w:history="1">
+        <w:hyperlink r:id="rId36" w:history="1">
+          <w:r>
+            <w:rPr>
+              <w:rStyle w:val="Hyperlink"/>
+            </w:rPr>
+            <w:t>nd Nia</w:t>
+          </w:r>
+        </w:hyperlink>
+      </w:r>
+      <w:r>
+        <w:rPr>
+          <w:u w:val="single" w:color="0000ff"/>
+          <w:rFonts w:ascii="Charis SIL Italic" w:hAnsi="Charis SIL Italic" w:eastAsia="Charis SIL Italic"/>
+          <w:b w:val="0"/>
+          <w:i w:val="0"/>
+          <w:color w:val="000000"/>
+          <w:sz w:val="24"/>
+        </w:rPr>
+        <w:hyperlink r:id="rId36" w:history="1">
           <w:r>
             <w:rPr>
               <w:rStyle w:val="Hyperlink"/>
@@ -4540,7 +4783,7 @@
           <w:color w:val="000000"/>
           <w:sz w:val="24"/>
         </w:rPr>
-        <w:hyperlink r:id="rId35" w:history="1">
+        <w:hyperlink r:id="rId36" w:history="1">
           <w:r>
             <w:rPr>
               <w:rStyle w:val="Hyperlink"/>
@@ -4558,7 +4801,7 @@
           <w:color w:val="000000"/>
           <w:sz w:val="24"/>
         </w:rPr>
-        <w:hyperlink r:id="rId35" w:history="1">
+        <w:hyperlink r:id="rId36" w:history="1">
           <w:r>
             <w:rPr>
               <w:rStyle w:val="Hyperlink"/>
@@ -4576,7 +4819,7 @@
           <w:color w:val="000000"/>
           <w:sz w:val="24"/>
         </w:rPr>
-        <w:hyperlink r:id="rId35" w:history="1">
+        <w:hyperlink r:id="rId36" w:history="1">
           <w:r>
             <w:rPr>
               <w:rStyle w:val="Hyperlink"/>
@@ -4604,7 +4847,7 @@
           <w:sz w:val="24"/>
           <w:u w:val="single"/>
         </w:rPr>
-        <w:hyperlink r:id="rId36" w:history="1">
+        <w:hyperlink r:id="rId37" w:history="1">
           <w:r>
             <w:rPr>
               <w:rStyle w:val="Hyperlink"/>
@@ -4622,7 +4865,7 @@
           <w:sz w:val="24"/>
           <w:u w:val="single"/>
         </w:rPr>
-        <w:hyperlink r:id="rId36" w:history="1">
+        <w:hyperlink r:id="rId37" w:history="1">
           <w:r>
             <w:rPr>
               <w:rStyle w:val="Hyperlink"/>
@@ -4670,7 +4913,7 @@
           <w:sz w:val="24"/>
           <w:u w:val="single"/>
         </w:rPr>
-        <w:hyperlink r:id="rId37" w:history="1">
+        <w:hyperlink r:id="rId38" w:history="1">
           <w:r>
             <w:rPr>
               <w:rStyle w:val="Hyperlink"/>
@@ -4699,7 +4942,7 @@
           <w:sz w:val="24"/>
           <w:u w:val="single"/>
         </w:rPr>
-        <w:hyperlink r:id="rId37" w:history="1">
+        <w:hyperlink r:id="rId38" w:history="1">
           <w:r>
             <w:rPr>
               <w:rStyle w:val="Hyperlink"/>
@@ -4767,7 +5010,7 @@
           <w:sz w:val="24"/>
           <w:u w:val="single"/>
         </w:rPr>
-        <w:hyperlink r:id="rId38" w:history="1">
+        <w:hyperlink r:id="rId39" w:history="1">
           <w:r>
             <w:rPr>
               <w:rStyle w:val="Hyperlink"/>
@@ -4796,7 +5039,7 @@
           <w:sz w:val="24"/>
           <w:u w:val="single"/>
         </w:rPr>
-        <w:hyperlink r:id="rId38" w:history="1">
+        <w:hyperlink r:id="rId39" w:history="1">
           <w:r>
             <w:rPr>
               <w:rStyle w:val="Hyperlink"/>
@@ -4845,7 +5088,7 @@
           <w:color w:val="000000"/>
           <w:sz w:val="24"/>
         </w:rPr>
-        <w:hyperlink r:id="rId38" w:history="1">
+        <w:hyperlink r:id="rId39" w:history="1">
           <w:r>
             <w:rPr>
               <w:rStyle w:val="Hyperlink"/>
@@ -4863,7 +5106,7 @@
           <w:color w:val="000000"/>
           <w:sz w:val="24"/>
         </w:rPr>
-        <w:hyperlink r:id="rId38" w:history="1">
+        <w:hyperlink r:id="rId39" w:history="1">
           <w:r>
             <w:rPr>
               <w:rStyle w:val="Hyperlink"/>
@@ -4881,7 +5124,7 @@
           <w:color w:val="000000"/>
           <w:sz w:val="24"/>
         </w:rPr>
-        <w:hyperlink r:id="rId38" w:history="1">
+        <w:hyperlink r:id="rId39" w:history="1">
           <w:r>
             <w:rPr>
               <w:rStyle w:val="Hyperlink"/>
@@ -4962,7 +5205,7 @@
           <w:sz w:val="24"/>
           <w:u w:val="single"/>
         </w:rPr>
-        <w:hyperlink r:id="rId39" w:history="1">
+        <w:hyperlink r:id="rId40" w:history="1">
           <w:r>
             <w:rPr>
               <w:rStyle w:val="Hyperlink"/>
@@ -4990,7 +5233,7 @@
           <w:sz w:val="24"/>
           <w:u w:val="single"/>
         </w:rPr>
-        <w:hyperlink r:id="rId40" w:history="1">
+        <w:hyperlink r:id="rId41" w:history="1">
           <w:r>
             <w:rPr>
               <w:rStyle w:val="Hyperlink"/>
@@ -5008,7 +5251,7 @@
           <w:sz w:val="24"/>
           <w:u w:val="single"/>
         </w:rPr>
-        <w:hyperlink r:id="rId40" w:history="1">
+        <w:hyperlink r:id="rId41" w:history="1">
           <w:r>
             <w:rPr>
               <w:rStyle w:val="Hyperlink"/>
@@ -5036,7 +5279,7 @@
           <w:color w:val="000000"/>
           <w:sz w:val="24"/>
         </w:rPr>
-        <w:hyperlink r:id="rId39" w:history="1">
+        <w:hyperlink r:id="rId40" w:history="1">
           <w:r>
             <w:rPr>
               <w:rStyle w:val="Hyperlink"/>
@@ -5054,7 +5297,7 @@
           <w:sz w:val="24"/>
           <w:u w:val="single"/>
         </w:rPr>
-        <w:hyperlink r:id="rId41" w:history="1">
+        <w:hyperlink r:id="rId40" w:history="1">
           <w:r>
             <w:rPr>
               <w:rStyle w:val="Hyperlink"/>
@@ -5071,14 +5314,7 @@
           <w:color w:val="0000FF"/>
           <w:sz w:val="24"/>
         </w:rPr>
-        <w:hyperlink r:id="rId41" w:history="1">
-          <w:r>
-            <w:rPr>
-              <w:rStyle w:val="Hyperlink"/>
-            </w:rPr>
-            <w:t xml:space="preserve">igitaal </w:t>
-          </w:r>
-        </w:hyperlink>
+        <w:t xml:space="preserve">igitaal </w:t>
       </w:r>
       <w:r>
         <w:br/>
@@ -5110,7 +5346,7 @@
           <w:sz w:val="24"/>
           <w:u w:val="single"/>
         </w:rPr>
-        <w:hyperlink r:id="rId41" w:history="1">
+        <w:hyperlink r:id="rId42" w:history="1">
           <w:r>
             <w:rPr>
               <w:rStyle w:val="Hyperlink"/>
@@ -5178,7 +5414,7 @@
           <w:sz w:val="24"/>
           <w:u w:val="single"/>
         </w:rPr>
-        <w:hyperlink r:id="rId42" w:history="1">
+        <w:hyperlink r:id="rId43" w:history="1">
           <w:r>
             <w:rPr>
               <w:rStyle w:val="Hyperlink"/>
@@ -5207,7 +5443,7 @@
           <w:sz w:val="24"/>
           <w:u w:val="single"/>
         </w:rPr>
-        <w:hyperlink r:id="rId42" w:history="1">
+        <w:hyperlink r:id="rId43" w:history="1">
           <w:r>
             <w:rPr>
               <w:rStyle w:val="Hyperlink"/>
@@ -5245,7 +5481,14 @@
           <w:color w:val="000000"/>
           <w:sz w:val="24"/>
         </w:rPr>
-        <w:t xml:space="preserve"> (1775-1</w:t>
+        <w:hyperlink r:id="rId43" w:history="1">
+          <w:r>
+            <w:rPr>
+              <w:rStyle w:val="Hyperlink"/>
+            </w:rPr>
+            <w:t xml:space="preserve"> (1775-1</w:t>
+          </w:r>
+        </w:hyperlink>
       </w:r>
       <w:r>
         <w:rPr>
@@ -5256,7 +5499,7 @@
           <w:color w:val="000000"/>
           <w:sz w:val="24"/>
         </w:rPr>
-        <w:hyperlink r:id="rId42" w:history="1">
+        <w:hyperlink r:id="rId43" w:history="1">
           <w:r>
             <w:rPr>
               <w:rStyle w:val="Hyperlink"/>
@@ -5283,7 +5526,7 @@
           <w:color w:val="000000"/>
           <w:sz w:val="24"/>
         </w:rPr>
-        <w:hyperlink r:id="rId43" w:history="1">
+        <w:hyperlink r:id="rId44" w:history="1">
           <w:r>
             <w:rPr>
               <w:rStyle w:val="Hyperlink"/>
@@ -5300,7 +5543,7 @@
           <w:color w:val="000000"/>
           <w:sz w:val="24"/>
         </w:rPr>
-        <w:hyperlink r:id="rId43" w:history="1">
+        <w:hyperlink r:id="rId44" w:history="1">
           <w:r>
             <w:rPr>
               <w:rStyle w:val="Hyperlink"/>
@@ -5317,7 +5560,7 @@
           <w:color w:val="000000"/>
           <w:sz w:val="24"/>
         </w:rPr>
-        <w:hyperlink r:id="rId43" w:history="1">
+        <w:hyperlink r:id="rId44" w:history="1">
           <w:r>
             <w:rPr>
               <w:rStyle w:val="Hyperlink"/>
@@ -5438,7 +5681,7 @@
           <w:sz w:val="24"/>
           <w:u w:val="single"/>
         </w:rPr>
-        <w:hyperlink r:id="rId44" w:history="1">
+        <w:hyperlink r:id="rId45" w:history="1">
           <w:r>
             <w:rPr>
               <w:rStyle w:val="Hyperlink"/>
@@ -5467,7 +5710,7 @@
           <w:sz w:val="24"/>
           <w:u w:val="single"/>
         </w:rPr>
-        <w:hyperlink r:id="rId44" w:history="1">
+        <w:hyperlink r:id="rId45" w:history="1">
           <w:r>
             <w:rPr>
               <w:rStyle w:val="Hyperlink"/>
@@ -5535,7 +5778,7 @@
           <w:sz w:val="24"/>
           <w:u w:val="single"/>
         </w:rPr>
-        <w:hyperlink r:id="rId45" w:history="1">
+        <w:hyperlink r:id="rId46" w:history="1">
           <w:r>
             <w:rPr>
               <w:rStyle w:val="Hyperlink"/>
@@ -5612,7 +5855,7 @@
           <w:sz w:val="24"/>
           <w:u w:val="single"/>
         </w:rPr>
-        <w:hyperlink r:id="rId46" w:history="1">
+        <w:hyperlink r:id="rId47" w:history="1">
           <w:r>
             <w:rPr>
               <w:rStyle w:val="Hyperlink"/>
@@ -5641,7 +5884,7 @@
           <w:sz w:val="24"/>
           <w:u w:val="single"/>
         </w:rPr>
-        <w:hyperlink r:id="rId46" w:history="1">
+        <w:hyperlink r:id="rId47" w:history="1">
           <w:r>
             <w:rPr>
               <w:rStyle w:val="Hyperlink"/>
@@ -5670,7 +5913,7 @@
           <w:sz w:val="24"/>
           <w:u w:val="single"/>
         </w:rPr>
-        <w:hyperlink r:id="rId46" w:history="1">
+        <w:hyperlink r:id="rId47" w:history="1">
           <w:r>
             <w:rPr>
               <w:rStyle w:val="Hyperlink"/>
@@ -5699,7 +5942,7 @@
           <w:sz w:val="24"/>
           <w:u w:val="single"/>
         </w:rPr>
-        <w:hyperlink r:id="rId46" w:history="1">
+        <w:hyperlink r:id="rId47" w:history="1">
           <w:r>
             <w:rPr>
               <w:rStyle w:val="Hyperlink"/>
@@ -5737,35 +5980,18 @@
           <w:color w:val="000000"/>
           <w:sz w:val="24"/>
         </w:rPr>
-        <w:hyperlink r:id="rId46" w:history="1">
-          <w:r>
-            <w:rPr>
-              <w:rStyle w:val="Hyperlink"/>
-            </w:rPr>
-            <w:t xml:space="preserve">ven </w:t>
-          </w:r>
-        </w:hyperlink>
-      </w:r>
-      <w:r>
-        <w:rPr>
+        <w:t>ven m</w:t>
+      </w:r>
+      <w:r>
+        <w:rPr>
+          <w:u w:val="single" w:color="0000ff"/>
           <w:rFonts w:ascii="Charis SIL Italic" w:hAnsi="Charis SIL Italic" w:eastAsia="Charis SIL Italic"/>
           <w:b w:val="0"/>
           <w:i w:val="0"/>
           <w:color w:val="000000"/>
           <w:sz w:val="24"/>
         </w:rPr>
-        <w:t>m</w:t>
-      </w:r>
-      <w:r>
-        <w:rPr>
-          <w:u w:val="single" w:color="0000ff"/>
-          <w:rFonts w:ascii="Charis SIL Italic" w:hAnsi="Charis SIL Italic" w:eastAsia="Charis SIL Italic"/>
-          <w:b w:val="0"/>
-          <w:i w:val="0"/>
-          <w:color w:val="000000"/>
-          <w:sz w:val="24"/>
-        </w:rPr>
-        <w:hyperlink r:id="rId46" w:history="1">
+        <w:hyperlink r:id="rId47" w:history="1">
           <w:r>
             <w:rPr>
               <w:rStyle w:val="Hyperlink"/>
@@ -5783,7 +6009,7 @@
           <w:color w:val="000000"/>
           <w:sz w:val="24"/>
         </w:rPr>
-        <w:hyperlink r:id="rId46" w:history="1">
+        <w:hyperlink r:id="rId47" w:history="1">
           <w:r>
             <w:rPr>
               <w:rStyle w:val="Hyperlink"/>
@@ -5801,7 +6027,7 @@
           <w:color w:val="000000"/>
           <w:sz w:val="24"/>
         </w:rPr>
-        <w:hyperlink r:id="rId46" w:history="1">
+        <w:hyperlink r:id="rId47" w:history="1">
           <w:r>
             <w:rPr>
               <w:rStyle w:val="Hyperlink"/>
@@ -5819,7 +6045,7 @@
           <w:color w:val="000000"/>
           <w:sz w:val="24"/>
         </w:rPr>
-        <w:hyperlink r:id="rId46" w:history="1">
+        <w:hyperlink r:id="rId47" w:history="1">
           <w:r>
             <w:rPr>
               <w:rStyle w:val="Hyperlink"/>
@@ -5867,7 +6093,7 @@
           <w:sz w:val="24"/>
           <w:u w:val="single"/>
         </w:rPr>
-        <w:hyperlink r:id="rId47" w:history="1">
+        <w:hyperlink r:id="rId48" w:history="1">
           <w:r>
             <w:rPr>
               <w:rStyle w:val="Hyperlink"/>
@@ -5896,7 +6122,7 @@
           <w:sz w:val="24"/>
           <w:u w:val="single"/>
         </w:rPr>
-        <w:hyperlink r:id="rId47" w:history="1">
+        <w:hyperlink r:id="rId48" w:history="1">
           <w:r>
             <w:rPr>
               <w:rStyle w:val="Hyperlink"/>
@@ -5934,7 +6160,7 @@
           <w:sz w:val="24"/>
           <w:u w:val="single"/>
         </w:rPr>
-        <w:hyperlink r:id="rId48" w:history="1">
+        <w:hyperlink r:id="rId49" w:history="1">
           <w:r>
             <w:rPr>
               <w:rStyle w:val="Hyperlink"/>
@@ -6035,7 +6261,7 @@
           <w:sz w:val="24"/>
           <w:u w:val="single"/>
         </w:rPr>
-        <w:hyperlink r:id="rId48" w:history="1">
+        <w:hyperlink r:id="rId49" w:history="1">
           <w:r>
             <w:rPr>
               <w:rStyle w:val="Hyperlink"/>
@@ -6103,7 +6329,7 @@
           <w:sz w:val="24"/>
           <w:u w:val="single"/>
         </w:rPr>
-        <w:hyperlink r:id="rId49" w:history="1">
+        <w:hyperlink r:id="rId50" w:history="1">
           <w:r>
             <w:rPr>
               <w:rStyle w:val="Hyperlink"/>
@@ -6132,7 +6358,7 @@
           <w:sz w:val="24"/>
           <w:u w:val="single"/>
         </w:rPr>
-        <w:hyperlink r:id="rId49" w:history="1">
+        <w:hyperlink r:id="rId50" w:history="1">
           <w:r>
             <w:rPr>
               <w:rStyle w:val="Hyperlink"/>
@@ -6161,7 +6387,7 @@
           <w:sz w:val="24"/>
           <w:u w:val="single"/>
         </w:rPr>
-        <w:hyperlink r:id="rId49" w:history="1">
+        <w:hyperlink r:id="rId50" w:history="1">
           <w:r>
             <w:rPr>
               <w:rStyle w:val="Hyperlink"/>
@@ -6199,7 +6425,7 @@
           <w:color w:val="000000"/>
           <w:sz w:val="24"/>
         </w:rPr>
-        <w:hyperlink r:id="rId49" w:history="1">
+        <w:hyperlink r:id="rId50" w:history="1">
           <w:r>
             <w:rPr>
               <w:rStyle w:val="Hyperlink"/>
@@ -6210,20 +6436,14 @@
       </w:r>
       <w:r>
         <w:rPr>
+          <w:u w:val="single" w:color="0000ff"/>
           <w:rFonts w:ascii="Charis SIL Italic" w:hAnsi="Charis SIL Italic" w:eastAsia="Charis SIL Italic"/>
           <w:b w:val="0"/>
           <w:i w:val="0"/>
           <w:color w:val="000000"/>
           <w:sz w:val="24"/>
         </w:rPr>
-        <w:hyperlink r:id="rId49" w:history="1">
-          <w:r>
-            <w:rPr>
-              <w:rStyle w:val="Hyperlink"/>
-            </w:rPr>
-            <w:t>k</w:t>
-          </w:r>
-        </w:hyperlink>
+        <w:t>k</w:t>
       </w:r>
       <w:r>
         <w:rPr>
@@ -6244,7 +6464,7 @@
           <w:color w:val="000000"/>
           <w:sz w:val="24"/>
         </w:rPr>
-        <w:hyperlink r:id="rId49" w:history="1">
+        <w:hyperlink r:id="rId50" w:history="1">
           <w:r>
             <w:rPr>
               <w:rStyle w:val="Hyperlink"/>
@@ -6262,7 +6482,7 @@
           <w:color w:val="000000"/>
           <w:sz w:val="24"/>
         </w:rPr>
-        <w:hyperlink r:id="rId49" w:history="1">
+        <w:hyperlink r:id="rId50" w:history="1">
           <w:r>
             <w:rPr>
               <w:rStyle w:val="Hyperlink"/>
@@ -6280,7 +6500,7 @@
           <w:color w:val="000000"/>
           <w:sz w:val="24"/>
         </w:rPr>
-        <w:hyperlink r:id="rId49" w:history="1">
+        <w:hyperlink r:id="rId50" w:history="1">
           <w:r>
             <w:rPr>
               <w:rStyle w:val="Hyperlink"/>
@@ -6354,7 +6574,7 @@
           <w:sz w:val="24"/>
           <w:u w:val="single"/>
         </w:rPr>
-        <w:hyperlink r:id="rId50" w:history="1">
+        <w:hyperlink r:id="rId51" w:history="1">
           <w:r>
             <w:rPr>
               <w:rStyle w:val="Hyperlink"/>
@@ -6383,7 +6603,7 @@
           <w:sz w:val="24"/>
           <w:u w:val="single"/>
         </w:rPr>
-        <w:hyperlink r:id="rId50" w:history="1">
+        <w:hyperlink r:id="rId51" w:history="1">
           <w:r>
             <w:rPr>
               <w:rStyle w:val="Hyperlink"/>
@@ -6431,7 +6651,7 @@
           <w:sz w:val="24"/>
           <w:u w:val="single"/>
         </w:rPr>
-        <w:hyperlink r:id="rId51" w:history="1">
+        <w:hyperlink r:id="rId52" w:history="1">
           <w:r>
             <w:rPr>
               <w:rStyle w:val="Hyperlink"/>
@@ -6460,7 +6680,7 @@
           <w:sz w:val="24"/>
           <w:u w:val="single"/>
         </w:rPr>
-        <w:hyperlink r:id="rId51" w:history="1">
+        <w:hyperlink r:id="rId52" w:history="1">
           <w:r>
             <w:rPr>
               <w:rStyle w:val="Hyperlink"/>
@@ -6498,7 +6718,7 @@
           <w:color w:val="000000"/>
           <w:sz w:val="24"/>
         </w:rPr>
-        <w:hyperlink r:id="rId51" w:history="1">
+        <w:hyperlink r:id="rId52" w:history="1">
           <w:r>
             <w:rPr>
               <w:rStyle w:val="Hyperlink"/>
@@ -6516,7 +6736,7 @@
           <w:color w:val="000000"/>
           <w:sz w:val="24"/>
         </w:rPr>
-        <w:hyperlink r:id="rId51" w:history="1">
+        <w:hyperlink r:id="rId52" w:history="1">
           <w:r>
             <w:rPr>
               <w:rStyle w:val="Hyperlink"/>
@@ -6534,7 +6754,7 @@
           <w:color w:val="000000"/>
           <w:sz w:val="24"/>
         </w:rPr>
-        <w:hyperlink r:id="rId51" w:history="1">
+        <w:hyperlink r:id="rId52" w:history="1">
           <w:r>
             <w:rPr>
               <w:rStyle w:val="Hyperlink"/>

--- a/EXPORTS/DOCX/published/niveau3/Dutch/UniversityMus.docx
+++ b/EXPORTS/DOCX/published/niveau3/Dutch/UniversityMus.docx
@@ -504,20 +504,14 @@
       </w:r>
       <w:r>
         <w:rPr>
+          <w:u w:val="single" w:color="0000ff"/>
           <w:rFonts w:ascii="Charis SIL Italic" w:hAnsi="Charis SIL Italic" w:eastAsia="Charis SIL Italic"/>
           <w:b w:val="0"/>
           <w:i w:val="0"/>
           <w:color w:val="000000"/>
           <w:sz w:val="24"/>
         </w:rPr>
-        <w:hyperlink r:id="rId10" w:history="1">
-          <w:r>
-            <w:rPr>
-              <w:rStyle w:val="Hyperlink"/>
-            </w:rPr>
-            <w:t xml:space="preserve">malig </w:t>
-          </w:r>
-        </w:hyperlink>
+        <w:t xml:space="preserve">malig </w:t>
       </w:r>
       <w:r>
         <w:rPr>
@@ -528,7 +522,7 @@
           <w:sz w:val="24"/>
           <w:u w:val="single"/>
         </w:rPr>
-        <w:hyperlink r:id="rId10" w:history="1">
+        <w:hyperlink r:id="rId11" w:history="1">
           <w:r>
             <w:rPr>
               <w:rStyle w:val="Hyperlink"/>
@@ -546,7 +540,7 @@
           <w:sz w:val="24"/>
           <w:u w:val="single"/>
         </w:rPr>
-        <w:hyperlink r:id="rId10" w:history="1">
+        <w:hyperlink r:id="rId11" w:history="1">
           <w:r>
             <w:rPr>
               <w:rStyle w:val="Hyperlink"/>
@@ -611,7 +605,7 @@
           <w:sz w:val="24"/>
           <w:u w:val="single"/>
         </w:rPr>
-        <w:hyperlink r:id="rId10" w:history="1">
+        <w:hyperlink r:id="rId11" w:history="1">
           <w:r>
             <w:rPr>
               <w:rStyle w:val="Hyperlink"/>
@@ -629,7 +623,7 @@
           <w:sz w:val="24"/>
           <w:u w:val="single"/>
         </w:rPr>
-        <w:hyperlink r:id="rId10" w:history="1">
+        <w:hyperlink r:id="rId11" w:history="1">
           <w:r>
             <w:rPr>
               <w:rStyle w:val="Hyperlink"/>
@@ -647,7 +641,7 @@
           <w:sz w:val="24"/>
           <w:u w:val="single"/>
         </w:rPr>
-        <w:hyperlink r:id="rId10" w:history="1">
+        <w:hyperlink r:id="rId11" w:history="1">
           <w:r>
             <w:rPr>
               <w:rStyle w:val="Hyperlink"/>
@@ -676,7 +670,7 @@
           <w:sz w:val="24"/>
           <w:u w:val="single"/>
         </w:rPr>
-        <w:hyperlink r:id="rId11" w:history="1">
+        <w:hyperlink r:id="rId10" w:history="1">
           <w:r>
             <w:rPr>
               <w:rStyle w:val="Hyperlink"/>
@@ -2272,7 +2266,7 @@
           <w:sz w:val="24"/>
           <w:u w:val="single"/>
         </w:rPr>
-        <w:hyperlink r:id="rId20" w:history="1">
+        <w:hyperlink r:id="rId17" w:history="1">
           <w:r>
             <w:rPr>
               <w:rStyle w:val="Hyperlink"/>
@@ -3834,7 +3828,6 @@
           <w:i w:val="0"/>
           <w:color w:val="0000FF"/>
           <w:sz w:val="24"/>
-          <w:u w:val="single"/>
         </w:rPr>
         <w:t>han</w:t>
       </w:r>
@@ -3858,13 +3851,32 @@
       </w:r>
       <w:r>
         <w:rPr>
+          <w:u w:val="single" w:color="0000ff"/>
           <w:rFonts w:ascii="Charis SIL Italic" w:hAnsi="Charis SIL Italic" w:eastAsia="Charis SIL Italic"/>
           <w:b w:val="0"/>
           <w:i w:val="0"/>
           <w:color w:val="000000"/>
           <w:sz w:val="24"/>
         </w:rPr>
-        <w:t xml:space="preserve">, </w:t>
+        <w:hyperlink r:id="rId29" w:history="1">
+          <w:r>
+            <w:rPr>
+              <w:rStyle w:val="Hyperlink"/>
+            </w:rPr>
+            <w:t>,</w:t>
+          </w:r>
+        </w:hyperlink>
+      </w:r>
+      <w:r>
+        <w:rPr>
+          <w:u w:val="single" w:color="0000ff"/>
+          <w:rFonts w:ascii="Charis SIL Italic" w:hAnsi="Charis SIL Italic" w:eastAsia="Charis SIL Italic"/>
+          <w:b w:val="0"/>
+          <w:i w:val="0"/>
+          <w:color w:val="000000"/>
+          <w:sz w:val="24"/>
+        </w:rPr>
+        <w:t xml:space="preserve"> </w:t>
       </w:r>
       <w:r>
         <w:rPr>
@@ -4226,7 +4238,6 @@
       </w:r>
       <w:r>
         <w:rPr>
-          <w:u w:val="single" w:color="0000ff"/>
           <w:rFonts w:ascii="Charis SIL Italic" w:hAnsi="Charis SIL Italic" w:eastAsia="Charis SIL Italic"/>
           <w:b w:val="0"/>
           <w:i w:val="0"/>
@@ -4546,7 +4557,18 @@
           <w:color w:val="000000"/>
           <w:sz w:val="24"/>
         </w:rPr>
-        <w:t xml:space="preserve">het onderzoek van fysisch antropoloog </w:t>
+        <w:t>het onderzoek van fysisch antropoloog</w:t>
+      </w:r>
+      <w:r>
+        <w:rPr>
+          <w:u w:val="single" w:color="0000ff"/>
+          <w:rFonts w:ascii="Charis SIL Italic" w:hAnsi="Charis SIL Italic" w:eastAsia="Charis SIL Italic"/>
+          <w:b w:val="0"/>
+          <w:i w:val="0"/>
+          <w:color w:val="000000"/>
+          <w:sz w:val="24"/>
+        </w:rPr>
+        <w:t xml:space="preserve"> </w:t>
       </w:r>
       <w:r>
         <w:rPr>
@@ -5328,7 +5350,7 @@
           <w:sz w:val="24"/>
           <w:u w:val="single"/>
         </w:rPr>
-        <w:hyperlink r:id="rId41" w:history="1">
+        <w:hyperlink r:id="rId42" w:history="1">
           <w:r>
             <w:rPr>
               <w:rStyle w:val="Hyperlink"/>
@@ -6178,7 +6200,7 @@
           <w:sz w:val="24"/>
           <w:u w:val="single"/>
         </w:rPr>
-        <w:hyperlink r:id="rId48" w:history="1">
+        <w:hyperlink r:id="rId49" w:history="1">
           <w:r>
             <w:rPr>
               <w:rStyle w:val="Hyperlink"/>
@@ -6196,7 +6218,7 @@
           <w:sz w:val="24"/>
           <w:u w:val="single"/>
         </w:rPr>
-        <w:hyperlink r:id="rId48" w:history="1">
+        <w:hyperlink r:id="rId49" w:history="1">
           <w:r>
             <w:rPr>
               <w:rStyle w:val="Hyperlink"/>
@@ -6214,7 +6236,7 @@
           <w:sz w:val="24"/>
           <w:u w:val="single"/>
         </w:rPr>
-        <w:hyperlink r:id="rId48" w:history="1">
+        <w:hyperlink r:id="rId49" w:history="1">
           <w:r>
             <w:rPr>
               <w:rStyle w:val="Hyperlink"/>
@@ -6243,7 +6265,7 @@
           <w:sz w:val="24"/>
           <w:u w:val="single"/>
         </w:rPr>
-        <w:hyperlink r:id="rId48" w:history="1">
+        <w:hyperlink r:id="rId49" w:history="1">
           <w:r>
             <w:rPr>
               <w:rStyle w:val="Hyperlink"/>
@@ -6414,82 +6436,7 @@
           <w:color w:val="000000"/>
           <w:sz w:val="24"/>
         </w:rPr>
-        <w:t xml:space="preserve">zie </w:t>
-      </w:r>
-      <w:r>
-        <w:rPr>
-          <w:u w:val="single" w:color="0000ff"/>
-          <w:rFonts w:ascii="Charis SIL Italic" w:hAnsi="Charis SIL Italic" w:eastAsia="Charis SIL Italic"/>
-          <w:b w:val="0"/>
-          <w:i w:val="0"/>
-          <w:color w:val="000000"/>
-          <w:sz w:val="24"/>
-        </w:rPr>
-        <w:hyperlink r:id="rId50" w:history="1">
-          <w:r>
-            <w:rPr>
-              <w:rStyle w:val="Hyperlink"/>
-            </w:rPr>
-            <w:t>desbetreffende zoe</w:t>
-          </w:r>
-        </w:hyperlink>
-      </w:r>
-      <w:r>
-        <w:rPr>
-          <w:u w:val="single" w:color="0000ff"/>
-          <w:rFonts w:ascii="Charis SIL Italic" w:hAnsi="Charis SIL Italic" w:eastAsia="Charis SIL Italic"/>
-          <w:b w:val="0"/>
-          <w:i w:val="0"/>
-          <w:color w:val="000000"/>
-          <w:sz w:val="24"/>
-        </w:rPr>
-        <w:t>k</w:t>
-      </w:r>
-      <w:r>
-        <w:rPr>
-          <w:rFonts w:ascii="Charis SIL Italic" w:hAnsi="Charis SIL Italic" w:eastAsia="Charis SIL Italic"/>
-          <w:b w:val="0"/>
-          <w:i w:val="0"/>
-          <w:color w:val="000000"/>
-          <w:sz w:val="24"/>
-        </w:rPr>
-        <w:t>h</w:t>
-      </w:r>
-      <w:r>
-        <w:rPr>
-          <w:u w:val="single" w:color="0000ff"/>
-          <w:rFonts w:ascii="Charis SIL Italic" w:hAnsi="Charis SIL Italic" w:eastAsia="Charis SIL Italic"/>
-          <w:b w:val="0"/>
-          <w:i w:val="0"/>
-          <w:color w:val="000000"/>
-          <w:sz w:val="24"/>
-        </w:rPr>
-        <w:hyperlink r:id="rId50" w:history="1">
-          <w:r>
-            <w:rPr>
-              <w:rStyle w:val="Hyperlink"/>
-            </w:rPr>
-            <w:t>u</w:t>
-          </w:r>
-        </w:hyperlink>
-      </w:r>
-      <w:r>
-        <w:rPr>
-          <w:u w:val="single" w:color="0000ff"/>
-          <w:rFonts w:ascii="Charis SIL Italic" w:hAnsi="Charis SIL Italic" w:eastAsia="Charis SIL Italic"/>
-          <w:b w:val="0"/>
-          <w:i w:val="0"/>
-          <w:color w:val="000000"/>
-          <w:sz w:val="24"/>
-        </w:rPr>
-        <w:hyperlink r:id="rId50" w:history="1">
-          <w:r>
-            <w:rPr>
-              <w:rStyle w:val="Hyperlink"/>
-            </w:rPr>
-            <w:t>lp</w:t>
-          </w:r>
-        </w:hyperlink>
+        <w:t>zie desbetreffende zoekhulp</w:t>
       </w:r>
       <w:r>
         <w:rPr>
